--- a/slot2/Lab1_SoftwareTesting_Report.docx
+++ b/slot2/Lab1_SoftwareTesting_Report.docx
@@ -85,6 +85,188 @@
           <w:sz w:val="36"/>
         </w:rPr>
         <w:t>BÁO CÁO LAB 1: SOFTWARE TESTING FUNDAMENTALS</w:t>
+      </w:r>
+    </w:p>
+    <w:p>
+      <w:pPr>
+        <w:pStyle w:val="Heading1"/>
+        <w:keepNext/>
+        <w:spacing w:before="240" w:after="120"/>
+      </w:pPr>
+      <w:r>
+        <w:rPr>
+          <w:rFonts w:ascii="Arial" w:hAnsi="Arial"/>
+          <w:b/>
+          <w:color w:val="003366"/>
+          <w:sz w:val="32"/>
+        </w:rPr>
+        <w:t>Mục Lục Nội Dung</w:t>
+      </w:r>
+    </w:p>
+    <w:p>
+      <w:pPr>
+        <w:spacing w:line="312" w:lineRule="auto" w:after="360"/>
+      </w:pPr>
+      <w:r>
+        <w:rPr>
+          <w:b/>
+        </w:rPr>
+        <w:t xml:space="preserve">    1. Nhiệm vụ 1: Why is testing necessary? ............................... 2</w:t>
+        <w:br/>
+      </w:r>
+      <w:r>
+        <w:rPr>
+          <w:b/>
+        </w:rPr>
+        <w:t xml:space="preserve">        1.1. Câu trả lời AI: ............................................... 3</w:t>
+        <w:br/>
+      </w:r>
+      <w:r>
+        <w:rPr>
+          <w:b/>
+        </w:rPr>
+        <w:t>1.1.1. Chi phí của việc kiểm thử trễ: ...................................... 3</w:t>
+        <w:br/>
+      </w:r>
+      <w:r>
+        <w:rPr>
+          <w:b/>
+        </w:rPr>
+        <w:t xml:space="preserve">        1.2. Nhận xét kết quả trả lời của AI: .............................. 4</w:t>
+        <w:br/>
+      </w:r>
+      <w:r>
+        <w:rPr>
+          <w:b/>
+        </w:rPr>
+        <w:t xml:space="preserve">    2. Nhiệm vụ 2: What is testing? ........................................ 4</w:t>
+        <w:br/>
+      </w:r>
+      <w:r>
+        <w:rPr>
+          <w:b/>
+        </w:rPr>
+        <w:t xml:space="preserve">        2.1. Câu trả lời AI (Zero-shot): ................................... 5</w:t>
+        <w:br/>
+      </w:r>
+      <w:r>
+        <w:rPr>
+          <w:b/>
+        </w:rPr>
+        <w:t>2.1.1. Định nghĩa về testing: .............................................. 5</w:t>
+        <w:br/>
+      </w:r>
+      <w:r>
+        <w:rPr>
+          <w:b/>
+        </w:rPr>
+        <w:t>2.1.2. Phân biệt testing và debugging: ..................................... 6</w:t>
+        <w:br/>
+      </w:r>
+      <w:r>
+        <w:rPr>
+          <w:b/>
+        </w:rPr>
+        <w:t xml:space="preserve">        2.2. Câu trả lời AI (Few-shot): .................................... 6</w:t>
+        <w:br/>
+      </w:r>
+      <w:r>
+        <w:rPr>
+          <w:b/>
+        </w:rPr>
+        <w:t>2.2.1. Phân biệt Verfication và validation: ................................ 6</w:t>
+        <w:br/>
+      </w:r>
+      <w:r>
+        <w:rPr>
+          <w:b/>
+        </w:rPr>
+        <w:t xml:space="preserve">        2.3. So sánh hai phiên bản prompt: ................................. 7</w:t>
+        <w:br/>
+      </w:r>
+      <w:r>
+        <w:rPr>
+          <w:b/>
+        </w:rPr>
+        <w:t xml:space="preserve">        2.4. Nhận xét kết quả trả lời của AI: .............................. 7</w:t>
+        <w:br/>
+      </w:r>
+      <w:r>
+        <w:rPr>
+          <w:b/>
+        </w:rPr>
+        <w:t xml:space="preserve">    3. Nhiệm vụ 3: 7 principles of software testing ........................ 8</w:t>
+        <w:br/>
+      </w:r>
+      <w:r>
+        <w:rPr>
+          <w:b/>
+        </w:rPr>
+        <w:t xml:space="preserve">        3.1. Câu trả lời của AI (Tổng hợp 7 nguyên tắc): ................... 9</w:t>
+        <w:br/>
+      </w:r>
+      <w:r>
+        <w:rPr>
+          <w:b/>
+        </w:rPr>
+        <w:t xml:space="preserve">        3.2. Nhận xét kết quả trả về của AI: ............................... 11</w:t>
+        <w:br/>
+      </w:r>
+      <w:r>
+        <w:rPr>
+          <w:b/>
+        </w:rPr>
+        <w:t xml:space="preserve">    4. Nhiệm vụ 4: Test activities &amp; roles ................................. 11</w:t>
+        <w:br/>
+      </w:r>
+      <w:r>
+        <w:rPr>
+          <w:b/>
+        </w:rPr>
+        <w:t xml:space="preserve">        4.1. Câu trả lời AI: ............................................... 12</w:t>
+        <w:br/>
+      </w:r>
+      <w:r>
+        <w:rPr>
+          <w:b/>
+        </w:rPr>
+        <w:t xml:space="preserve">        4.2. Nhận xét kết quả trả lời của AI: .............................. 13</w:t>
+        <w:br/>
+      </w:r>
+      <w:r>
+        <w:rPr>
+          <w:b/>
+        </w:rPr>
+        <w:t xml:space="preserve">    5. Nhiệm vụ 5: Essential skills của tester ............................. 13</w:t>
+        <w:br/>
+      </w:r>
+      <w:r>
+        <w:rPr>
+          <w:b/>
+        </w:rPr>
+        <w:t xml:space="preserve">        5.1. Các kỹ năng thiết kế prompt đã áp dụng: ....................... 14</w:t>
+        <w:br/>
+      </w:r>
+      <w:r>
+        <w:rPr>
+          <w:b/>
+        </w:rPr>
+        <w:t xml:space="preserve">        5.2. Ý nghĩa của việc tự viết prompt thay vì copy mẫu: ............. 15</w:t>
+        <w:br/>
+      </w:r>
+      <w:r>
+        <w:rPr>
+          <w:b/>
+        </w:rPr>
+        <w:t xml:space="preserve">    6. Phần kết luận ....................................................... 16</w:t>
+        <w:br/>
+      </w:r>
+      <w:r>
+        <w:rPr>
+          <w:b/>
+        </w:rPr>
+        <w:t xml:space="preserve">    7. Tài liệu tham khảo .................................................. 17</w:t>
+        <w:br/>
       </w:r>
     </w:p>
     <w:p>
@@ -1512,7 +1694,7 @@
         <w:t xml:space="preserve">Ví dụ thực tế cho CinePlex: </w:t>
       </w:r>
       <w:r>
-        <w:t>Hệ thống đặt vé CinePlex vận hành mượt mờ, không xảy ra bất kỳ lỗi kỹ thuật nào, nhưng quy trình đặt vé quá rườm rà (bắt buộc qua 7 bước xác thực) khiến khách hàng khó chịu và rời bỏ ứng dụng, dẫn đến việc kiểm thử thành công nhưng sản phẩm vẫn thất bại.</w:t>
+        <w:t>Hệ thống đặt vé CinePlex vận hành mượt mà, không xảy ra bất kỳ lỗi kỹ thuật nào, nhưng quy trình đặt vé quá rườm rà (bắt buộc qua 7 bước xác thực) khiến khách hàng khó chịu và rời bỏ ứng dụng, dẫn đến việc kiểm thử thành công nhưng sản phẩm vẫn thất bại.</w:t>
       </w:r>
     </w:p>
     <w:p>
